--- a/assets/cv/Ahmed-Ali-Qadir-CV.docx
+++ b/assets/cv/Ahmed-Ali-Qadir-CV.docx
@@ -54,7 +54,7 @@
         </w:pBdr>
         <w:spacing w:after="160"/>
       </w:pPr>
-      <w:hyperlink w:history="1" r:id="rIdjzvez3698o_f9avkbc1z2">
+      <w:hyperlink w:history="1" r:id="rIdhy5fhmdlv8opmf0yyvi9f">
         <w:r>
           <w:rPr>
             <w:color w:val="5B44C4"/>
@@ -73,7 +73,7 @@
         </w:rPr>
         <w:t xml:space="preserve">   ·   </w:t>
       </w:r>
-      <w:hyperlink w:history="1" r:id="rIdlydf5eazxbtpqfv2wp2s9">
+      <w:hyperlink w:history="1" r:id="rIdskugmlmmsuhwrpl2-bhxy">
         <w:r>
           <w:rPr>
             <w:color w:val="5B44C4"/>
@@ -92,7 +92,7 @@
         </w:rPr>
         <w:t xml:space="preserve">   ·   </w:t>
       </w:r>
-      <w:hyperlink w:history="1" r:id="rId3gxwl2bfghguiaiurfbc7">
+      <w:hyperlink w:history="1" r:id="rId5zq07qhzkafceedho4poc">
         <w:r>
           <w:rPr>
             <w:color w:val="5B44C4"/>
@@ -532,7 +532,7 @@
           <w:sz w:val="21"/>
           <w:szCs w:val="21"/>
         </w:rPr>
-        <w:t xml:space="preserve">IT &amp; Web Application Support</w:t>
+        <w:t xml:space="preserve">IT Analyst</w:t>
       </w:r>
       <w:r>
         <w:rPr>
@@ -540,7 +540,7 @@
           <w:sz w:val="21"/>
           <w:szCs w:val="21"/>
         </w:rPr>
-        <w:t xml:space="preserve">  —  Saif Social Care and Homes Ltd</w:t>
+        <w:t xml:space="preserve">  —  Saif Social and Health Care Homes Ltd</w:t>
       </w:r>
       <w:r>
         <w:rPr>
